--- a/Document 2.docx
+++ b/Document 2.docx
@@ -450,7 +450,7 @@
       </w:pPr>
       <w:r>
         <w:drawing>
-          <wp:inline wp14:editId="21802A49" wp14:anchorId="0536C75A">
+          <wp:inline wp14:editId="061CDD88" wp14:anchorId="0536C75A">
             <wp:extent cx="5709384" cy="1095375"/>
             <wp:effectExtent l="0" t="0" r="0" b="0"/>
             <wp:docPr id="55978717" name="drawing"/>
@@ -510,7 +510,7 @@
       </w:pPr>
       <w:r>
         <w:drawing>
-          <wp:inline wp14:editId="5F5D7961" wp14:anchorId="25FE3148">
+          <wp:inline wp14:editId="44E75E4B" wp14:anchorId="25FE3148">
             <wp:extent cx="5667375" cy="1259417"/>
             <wp:effectExtent l="0" t="0" r="0" b="0"/>
             <wp:docPr id="397478668" name="drawing"/>
@@ -575,7 +575,7 @@
       </w:pPr>
       <w:r>
         <w:drawing>
-          <wp:inline wp14:editId="6DB96DAF" wp14:anchorId="7D16EB69">
+          <wp:inline wp14:editId="4A3776DD" wp14:anchorId="7D16EB69">
             <wp:extent cx="5724525" cy="1438275"/>
             <wp:effectExtent l="0" t="0" r="0" b="0"/>
             <wp:docPr id="1720306917" name="drawing"/>
@@ -618,7 +618,7 @@
       </w:r>
       <w:r>
         <w:drawing>
-          <wp:inline wp14:editId="4FDABA28" wp14:anchorId="602BA8D0">
+          <wp:inline wp14:editId="22742D14" wp14:anchorId="602BA8D0">
             <wp:extent cx="5724525" cy="1428750"/>
             <wp:effectExtent l="0" t="0" r="0" b="0"/>
             <wp:docPr id="437109810" name="drawing"/>
@@ -660,6 +660,702 @@
         </w:drawing>
       </w:r>
     </w:p>
+    <w:p>
+      <w:pPr>
+        <w:pStyle w:val="Normal"/>
+      </w:pPr>
+      <w:r>
+        <w:rPr/>
+        <w:t>Answers</w:t>
+      </w:r>
+      <w:r>
+        <w:rPr/>
+        <w:t>:</w:t>
+      </w:r>
+    </w:p>
+    <w:p>
+      <w:pPr>
+        <w:pStyle w:val="ListParagraph"/>
+        <w:numPr>
+          <w:ilvl w:val="0"/>
+          <w:numId w:val="1"/>
+        </w:numPr>
+        <w:rPr>
+          <w:noProof w:val="0"/>
+          <w:lang w:val="ru-RU"/>
+        </w:rPr>
+      </w:pPr>
+      <w:r>
+        <w:rPr>
+          <w:noProof w:val="0"/>
+          <w:lang w:val="ru-RU"/>
+        </w:rPr>
+        <w:t xml:space="preserve">HEAD </w:t>
+      </w:r>
+      <w:r>
+        <w:rPr>
+          <w:noProof w:val="0"/>
+          <w:lang w:val="ru-RU"/>
+        </w:rPr>
+        <w:t>is</w:t>
+      </w:r>
+      <w:r>
+        <w:rPr>
+          <w:noProof w:val="0"/>
+          <w:lang w:val="ru-RU"/>
+        </w:rPr>
+        <w:t xml:space="preserve"> a </w:t>
+      </w:r>
+      <w:r>
+        <w:rPr>
+          <w:noProof w:val="0"/>
+          <w:lang w:val="ru-RU"/>
+        </w:rPr>
+        <w:t>reference</w:t>
+      </w:r>
+      <w:r>
+        <w:rPr>
+          <w:noProof w:val="0"/>
+          <w:lang w:val="ru-RU"/>
+        </w:rPr>
+        <w:t xml:space="preserve"> </w:t>
+      </w:r>
+      <w:r>
+        <w:rPr>
+          <w:noProof w:val="0"/>
+          <w:lang w:val="ru-RU"/>
+        </w:rPr>
+        <w:t>to</w:t>
+      </w:r>
+      <w:r>
+        <w:rPr>
+          <w:noProof w:val="0"/>
+          <w:lang w:val="ru-RU"/>
+        </w:rPr>
+        <w:t xml:space="preserve"> </w:t>
+      </w:r>
+      <w:r>
+        <w:rPr>
+          <w:noProof w:val="0"/>
+          <w:lang w:val="ru-RU"/>
+        </w:rPr>
+        <w:t>the</w:t>
+      </w:r>
+      <w:r>
+        <w:rPr>
+          <w:noProof w:val="0"/>
+          <w:lang w:val="ru-RU"/>
+        </w:rPr>
+        <w:t xml:space="preserve"> </w:t>
+      </w:r>
+      <w:r>
+        <w:rPr>
+          <w:noProof w:val="0"/>
+          <w:lang w:val="ru-RU"/>
+        </w:rPr>
+        <w:t>current</w:t>
+      </w:r>
+      <w:r>
+        <w:rPr>
+          <w:noProof w:val="0"/>
+          <w:lang w:val="ru-RU"/>
+        </w:rPr>
+        <w:t xml:space="preserve"> </w:t>
+      </w:r>
+      <w:r>
+        <w:rPr>
+          <w:noProof w:val="0"/>
+          <w:lang w:val="ru-RU"/>
+        </w:rPr>
+        <w:t>commit</w:t>
+      </w:r>
+      <w:r>
+        <w:rPr>
+          <w:noProof w:val="0"/>
+          <w:lang w:val="ru-RU"/>
+        </w:rPr>
+        <w:t xml:space="preserve"> </w:t>
+      </w:r>
+      <w:r>
+        <w:rPr>
+          <w:noProof w:val="0"/>
+          <w:lang w:val="ru-RU"/>
+        </w:rPr>
+        <w:t>checked</w:t>
+      </w:r>
+      <w:r>
+        <w:rPr>
+          <w:noProof w:val="0"/>
+          <w:lang w:val="ru-RU"/>
+        </w:rPr>
+        <w:t xml:space="preserve"> </w:t>
+      </w:r>
+      <w:r>
+        <w:rPr>
+          <w:noProof w:val="0"/>
+          <w:lang w:val="ru-RU"/>
+        </w:rPr>
+        <w:t>out</w:t>
+      </w:r>
+      <w:r>
+        <w:rPr>
+          <w:noProof w:val="0"/>
+          <w:lang w:val="ru-RU"/>
+        </w:rPr>
+        <w:t xml:space="preserve"> </w:t>
+      </w:r>
+      <w:r>
+        <w:rPr>
+          <w:noProof w:val="0"/>
+          <w:lang w:val="ru-RU"/>
+        </w:rPr>
+        <w:t>in</w:t>
+      </w:r>
+      <w:r>
+        <w:rPr>
+          <w:noProof w:val="0"/>
+          <w:lang w:val="ru-RU"/>
+        </w:rPr>
+        <w:t xml:space="preserve"> </w:t>
+      </w:r>
+      <w:r>
+        <w:rPr>
+          <w:noProof w:val="0"/>
+          <w:lang w:val="ru-RU"/>
+        </w:rPr>
+        <w:t>the</w:t>
+      </w:r>
+      <w:r>
+        <w:rPr>
+          <w:noProof w:val="0"/>
+          <w:lang w:val="ru-RU"/>
+        </w:rPr>
+        <w:t xml:space="preserve"> </w:t>
+      </w:r>
+      <w:r>
+        <w:rPr>
+          <w:noProof w:val="0"/>
+          <w:lang w:val="ru-RU"/>
+        </w:rPr>
+        <w:t>working</w:t>
+      </w:r>
+      <w:r>
+        <w:rPr>
+          <w:noProof w:val="0"/>
+          <w:lang w:val="ru-RU"/>
+        </w:rPr>
+        <w:t xml:space="preserve"> </w:t>
+      </w:r>
+      <w:r>
+        <w:rPr>
+          <w:noProof w:val="0"/>
+          <w:lang w:val="ru-RU"/>
+        </w:rPr>
+        <w:t>directory</w:t>
+      </w:r>
+      <w:r>
+        <w:rPr>
+          <w:noProof w:val="0"/>
+          <w:lang w:val="ru-RU"/>
+        </w:rPr>
+        <w:t xml:space="preserve">. </w:t>
+      </w:r>
+      <w:r>
+        <w:rPr>
+          <w:noProof w:val="0"/>
+          <w:lang w:val="ru-RU"/>
+        </w:rPr>
+        <w:t xml:space="preserve">It usually points to the latest commit of the current branch. </w:t>
+      </w:r>
+      <w:r>
+        <w:rPr>
+          <w:noProof w:val="0"/>
+          <w:lang w:val="ru-RU"/>
+        </w:rPr>
+        <w:t>When you switch branches, HEAD moves to the tip of that branch.</w:t>
+      </w:r>
+    </w:p>
+    <w:p>
+      <w:pPr>
+        <w:pStyle w:val="ListParagraph"/>
+        <w:numPr>
+          <w:ilvl w:val="0"/>
+          <w:numId w:val="1"/>
+        </w:numPr>
+        <w:rPr>
+          <w:noProof w:val="0"/>
+          <w:lang w:val="en-US"/>
+        </w:rPr>
+      </w:pPr>
+      <w:r>
+        <w:rPr>
+          <w:noProof w:val="0"/>
+          <w:lang w:val="ru-RU"/>
+        </w:rPr>
+        <w:t xml:space="preserve">A </w:t>
+      </w:r>
+      <w:r>
+        <w:rPr>
+          <w:noProof w:val="0"/>
+          <w:lang w:val="ru-RU"/>
+        </w:rPr>
+        <w:t>merge</w:t>
+      </w:r>
+      <w:r>
+        <w:rPr>
+          <w:noProof w:val="0"/>
+          <w:lang w:val="ru-RU"/>
+        </w:rPr>
+        <w:t xml:space="preserve"> </w:t>
+      </w:r>
+      <w:r>
+        <w:rPr>
+          <w:noProof w:val="0"/>
+          <w:lang w:val="ru-RU"/>
+        </w:rPr>
+        <w:t>conflict</w:t>
+      </w:r>
+      <w:r>
+        <w:rPr>
+          <w:noProof w:val="0"/>
+          <w:lang w:val="ru-RU"/>
+        </w:rPr>
+        <w:t xml:space="preserve"> </w:t>
+      </w:r>
+      <w:r>
+        <w:rPr>
+          <w:noProof w:val="0"/>
+          <w:lang w:val="ru-RU"/>
+        </w:rPr>
+        <w:t>occurs</w:t>
+      </w:r>
+      <w:r>
+        <w:rPr>
+          <w:noProof w:val="0"/>
+          <w:lang w:val="ru-RU"/>
+        </w:rPr>
+        <w:t xml:space="preserve"> </w:t>
+      </w:r>
+      <w:r>
+        <w:rPr>
+          <w:noProof w:val="0"/>
+          <w:lang w:val="ru-RU"/>
+        </w:rPr>
+        <w:t>when</w:t>
+      </w:r>
+      <w:r>
+        <w:rPr>
+          <w:noProof w:val="0"/>
+          <w:lang w:val="ru-RU"/>
+        </w:rPr>
+        <w:t xml:space="preserve"> </w:t>
+      </w:r>
+      <w:r>
+        <w:rPr>
+          <w:noProof w:val="0"/>
+          <w:lang w:val="ru-RU"/>
+        </w:rPr>
+        <w:t>Git</w:t>
+      </w:r>
+      <w:r>
+        <w:rPr>
+          <w:noProof w:val="0"/>
+          <w:lang w:val="ru-RU"/>
+        </w:rPr>
+        <w:t xml:space="preserve"> </w:t>
+      </w:r>
+      <w:r>
+        <w:rPr>
+          <w:noProof w:val="0"/>
+          <w:lang w:val="ru-RU"/>
+        </w:rPr>
+        <w:t>cannot</w:t>
+      </w:r>
+      <w:r>
+        <w:rPr>
+          <w:noProof w:val="0"/>
+          <w:lang w:val="ru-RU"/>
+        </w:rPr>
+        <w:t xml:space="preserve"> </w:t>
+      </w:r>
+      <w:r>
+        <w:rPr>
+          <w:noProof w:val="0"/>
+          <w:lang w:val="ru-RU"/>
+        </w:rPr>
+        <w:t>automatically</w:t>
+      </w:r>
+      <w:r>
+        <w:rPr>
+          <w:noProof w:val="0"/>
+          <w:lang w:val="ru-RU"/>
+        </w:rPr>
+        <w:t xml:space="preserve"> </w:t>
+      </w:r>
+      <w:r>
+        <w:rPr>
+          <w:noProof w:val="0"/>
+          <w:lang w:val="ru-RU"/>
+        </w:rPr>
+        <w:t>reconcile</w:t>
+      </w:r>
+      <w:r>
+        <w:rPr>
+          <w:noProof w:val="0"/>
+          <w:lang w:val="ru-RU"/>
+        </w:rPr>
+        <w:t xml:space="preserve"> </w:t>
+      </w:r>
+      <w:r>
+        <w:rPr>
+          <w:noProof w:val="0"/>
+          <w:lang w:val="ru-RU"/>
+        </w:rPr>
+        <w:t>changes</w:t>
+      </w:r>
+      <w:r>
+        <w:rPr>
+          <w:noProof w:val="0"/>
+          <w:lang w:val="ru-RU"/>
+        </w:rPr>
+        <w:t xml:space="preserve"> </w:t>
+      </w:r>
+      <w:r>
+        <w:rPr>
+          <w:noProof w:val="0"/>
+          <w:lang w:val="ru-RU"/>
+        </w:rPr>
+        <w:t>between</w:t>
+      </w:r>
+      <w:r>
+        <w:rPr>
+          <w:noProof w:val="0"/>
+          <w:lang w:val="ru-RU"/>
+        </w:rPr>
+        <w:t xml:space="preserve"> </w:t>
+      </w:r>
+      <w:r>
+        <w:rPr>
+          <w:noProof w:val="0"/>
+          <w:lang w:val="ru-RU"/>
+        </w:rPr>
+        <w:t>two</w:t>
+      </w:r>
+      <w:r>
+        <w:rPr>
+          <w:noProof w:val="0"/>
+          <w:lang w:val="ru-RU"/>
+        </w:rPr>
+        <w:t xml:space="preserve"> </w:t>
+      </w:r>
+      <w:r>
+        <w:rPr>
+          <w:noProof w:val="0"/>
+          <w:lang w:val="ru-RU"/>
+        </w:rPr>
+        <w:t>branches</w:t>
+      </w:r>
+      <w:r>
+        <w:rPr>
+          <w:noProof w:val="0"/>
+          <w:lang w:val="ru-RU"/>
+        </w:rPr>
+        <w:t xml:space="preserve">. </w:t>
+      </w:r>
+      <w:r>
+        <w:rPr>
+          <w:noProof w:val="0"/>
+          <w:lang w:val="en-US"/>
+        </w:rPr>
+        <w:t>This</w:t>
+      </w:r>
+      <w:r>
+        <w:rPr>
+          <w:noProof w:val="0"/>
+          <w:lang w:val="en-US"/>
+        </w:rPr>
+        <w:t xml:space="preserve"> </w:t>
+      </w:r>
+      <w:r>
+        <w:rPr>
+          <w:noProof w:val="0"/>
+          <w:lang w:val="en-US"/>
+        </w:rPr>
+        <w:t>usually</w:t>
+      </w:r>
+      <w:r>
+        <w:rPr>
+          <w:noProof w:val="0"/>
+          <w:lang w:val="en-US"/>
+        </w:rPr>
+        <w:t xml:space="preserve"> </w:t>
+      </w:r>
+      <w:r>
+        <w:rPr>
+          <w:noProof w:val="0"/>
+          <w:lang w:val="en-US"/>
+        </w:rPr>
+        <w:t>happens</w:t>
+      </w:r>
+      <w:r>
+        <w:rPr>
+          <w:noProof w:val="0"/>
+          <w:lang w:val="en-US"/>
+        </w:rPr>
+        <w:t xml:space="preserve"> </w:t>
+      </w:r>
+      <w:r>
+        <w:rPr>
+          <w:noProof w:val="0"/>
+          <w:lang w:val="en-US"/>
+        </w:rPr>
+        <w:t>when</w:t>
+      </w:r>
+      <w:r>
+        <w:rPr>
+          <w:noProof w:val="0"/>
+          <w:lang w:val="en-US"/>
+        </w:rPr>
+        <w:t xml:space="preserve"> </w:t>
+      </w:r>
+      <w:r>
+        <w:rPr>
+          <w:noProof w:val="0"/>
+          <w:lang w:val="en-US"/>
+        </w:rPr>
+        <w:t>the</w:t>
+      </w:r>
+      <w:r>
+        <w:rPr>
+          <w:noProof w:val="0"/>
+          <w:lang w:val="en-US"/>
+        </w:rPr>
+        <w:t xml:space="preserve"> </w:t>
+      </w:r>
+      <w:r>
+        <w:rPr>
+          <w:noProof w:val="0"/>
+          <w:lang w:val="en-US"/>
+        </w:rPr>
+        <w:t>same</w:t>
+      </w:r>
+      <w:r>
+        <w:rPr>
+          <w:noProof w:val="0"/>
+          <w:lang w:val="en-US"/>
+        </w:rPr>
+        <w:t xml:space="preserve"> </w:t>
+      </w:r>
+      <w:r>
+        <w:rPr>
+          <w:noProof w:val="0"/>
+          <w:lang w:val="en-US"/>
+        </w:rPr>
+        <w:t>lines</w:t>
+      </w:r>
+      <w:r>
+        <w:rPr>
+          <w:noProof w:val="0"/>
+          <w:lang w:val="en-US"/>
+        </w:rPr>
+        <w:t xml:space="preserve"> </w:t>
+      </w:r>
+      <w:r>
+        <w:rPr>
+          <w:noProof w:val="0"/>
+          <w:lang w:val="en-US"/>
+        </w:rPr>
+        <w:t>of</w:t>
+      </w:r>
+      <w:r>
+        <w:rPr>
+          <w:noProof w:val="0"/>
+          <w:lang w:val="en-US"/>
+        </w:rPr>
+        <w:t xml:space="preserve"> a </w:t>
+      </w:r>
+      <w:r>
+        <w:rPr>
+          <w:noProof w:val="0"/>
+          <w:lang w:val="en-US"/>
+        </w:rPr>
+        <w:t>file</w:t>
+      </w:r>
+      <w:r>
+        <w:rPr>
+          <w:noProof w:val="0"/>
+          <w:lang w:val="en-US"/>
+        </w:rPr>
+        <w:t xml:space="preserve"> </w:t>
+      </w:r>
+      <w:r>
+        <w:rPr>
+          <w:noProof w:val="0"/>
+          <w:lang w:val="en-US"/>
+        </w:rPr>
+        <w:t>are</w:t>
+      </w:r>
+      <w:r>
+        <w:rPr>
+          <w:noProof w:val="0"/>
+          <w:lang w:val="en-US"/>
+        </w:rPr>
+        <w:t xml:space="preserve"> </w:t>
+      </w:r>
+      <w:r>
+        <w:rPr>
+          <w:noProof w:val="0"/>
+          <w:lang w:val="en-US"/>
+        </w:rPr>
+        <w:t>modified</w:t>
+      </w:r>
+      <w:r>
+        <w:rPr>
+          <w:noProof w:val="0"/>
+          <w:lang w:val="en-US"/>
+        </w:rPr>
+        <w:t xml:space="preserve"> </w:t>
+      </w:r>
+      <w:r>
+        <w:rPr>
+          <w:noProof w:val="0"/>
+          <w:lang w:val="en-US"/>
+        </w:rPr>
+        <w:t>differently</w:t>
+      </w:r>
+      <w:r>
+        <w:rPr>
+          <w:noProof w:val="0"/>
+          <w:lang w:val="en-US"/>
+        </w:rPr>
+        <w:t xml:space="preserve"> </w:t>
+      </w:r>
+      <w:r>
+        <w:rPr>
+          <w:noProof w:val="0"/>
+          <w:lang w:val="en-US"/>
+        </w:rPr>
+        <w:t>in</w:t>
+      </w:r>
+      <w:r>
+        <w:rPr>
+          <w:noProof w:val="0"/>
+          <w:lang w:val="en-US"/>
+        </w:rPr>
+        <w:t xml:space="preserve"> </w:t>
+      </w:r>
+      <w:r>
+        <w:rPr>
+          <w:noProof w:val="0"/>
+          <w:lang w:val="en-US"/>
+        </w:rPr>
+        <w:t>each</w:t>
+      </w:r>
+      <w:r>
+        <w:rPr>
+          <w:noProof w:val="0"/>
+          <w:lang w:val="en-US"/>
+        </w:rPr>
+        <w:t xml:space="preserve"> </w:t>
+      </w:r>
+      <w:r>
+        <w:rPr>
+          <w:noProof w:val="0"/>
+          <w:lang w:val="en-US"/>
+        </w:rPr>
+        <w:t>branch</w:t>
+      </w:r>
+      <w:r>
+        <w:rPr>
+          <w:noProof w:val="0"/>
+          <w:lang w:val="en-US"/>
+        </w:rPr>
+        <w:t xml:space="preserve">. </w:t>
+      </w:r>
+      <w:r>
+        <w:rPr>
+          <w:noProof w:val="0"/>
+          <w:lang w:val="en-US"/>
+        </w:rPr>
+        <w:t xml:space="preserve">Manual intervention is </w:t>
+      </w:r>
+      <w:r>
+        <w:rPr>
+          <w:noProof w:val="0"/>
+          <w:lang w:val="en-US"/>
+        </w:rPr>
+        <w:t>required</w:t>
+      </w:r>
+      <w:r>
+        <w:rPr>
+          <w:noProof w:val="0"/>
+          <w:lang w:val="en-US"/>
+        </w:rPr>
+        <w:t xml:space="preserve"> to resolve </w:t>
+      </w:r>
+      <w:r>
+        <w:rPr>
+          <w:noProof w:val="0"/>
+          <w:lang w:val="en-US"/>
+        </w:rPr>
+        <w:t>the conflict</w:t>
+      </w:r>
+      <w:r>
+        <w:rPr>
+          <w:noProof w:val="0"/>
+          <w:lang w:val="en-US"/>
+        </w:rPr>
+        <w:t>.</w:t>
+      </w:r>
+    </w:p>
+    <w:p>
+      <w:pPr>
+        <w:pStyle w:val="ListParagraph"/>
+        <w:numPr>
+          <w:ilvl w:val="0"/>
+          <w:numId w:val="1"/>
+        </w:numPr>
+        <w:rPr>
+          <w:noProof w:val="0"/>
+          <w:lang w:val="en-US"/>
+        </w:rPr>
+      </w:pPr>
+      <w:r>
+        <w:rPr>
+          <w:noProof w:val="0"/>
+          <w:lang w:val="en-US"/>
+        </w:rPr>
+        <w:t xml:space="preserve">git clone creates a new local copy of a remote repository, including all files, branches, and history. git pull </w:t>
+      </w:r>
+      <w:r>
+        <w:rPr>
+          <w:noProof w:val="0"/>
+          <w:lang w:val="en-US"/>
+        </w:rPr>
+        <w:t>updates</w:t>
+      </w:r>
+      <w:r>
+        <w:rPr>
+          <w:noProof w:val="0"/>
+          <w:lang w:val="en-US"/>
+        </w:rPr>
+        <w:t xml:space="preserve"> an existing local repository with changes from its remote counterpart. It is equivalent to </w:t>
+      </w:r>
+      <w:r>
+        <w:rPr>
+          <w:noProof w:val="0"/>
+          <w:lang w:val="en-US"/>
+        </w:rPr>
+        <w:t>git</w:t>
+      </w:r>
+      <w:r>
+        <w:rPr>
+          <w:noProof w:val="0"/>
+          <w:lang w:val="en-US"/>
+        </w:rPr>
+        <w:t xml:space="preserve"> fetch followed by git merge.</w:t>
+      </w:r>
+    </w:p>
     <w:sectPr>
       <w:pgSz w:w="11906" w:h="16838" w:orient="portrait"/>
       <w:pgMar w:top="1440" w:right="1440" w:bottom="1440" w:left="1440" w:header="720" w:footer="720" w:gutter="0"/>
@@ -668,6 +1364,99 @@
     </w:sectPr>
   </w:body>
 </w:document>
+</file>
+
+<file path=word/numbering.xml><?xml version="1.0" encoding="utf-8"?>
+<w:numbering xmlns:w="http://schemas.openxmlformats.org/wordprocessingml/2006/main">
+  <w:abstractNum xmlns:w="http://schemas.openxmlformats.org/wordprocessingml/2006/main" w:abstractNumId="1">
+    <w:nsid w:val="340aaa89"/>
+    <w:multiLevelType xmlns:w="http://schemas.openxmlformats.org/wordprocessingml/2006/main" w:val="hybridMultilevel"/>
+    <w:lvl xmlns:w="http://schemas.openxmlformats.org/wordprocessingml/2006/main" w:ilvl="0">
+      <w:start w:val="1"/>
+      <w:numFmt w:val="decimal"/>
+      <w:lvlText w:val="%1)"/>
+      <w:lvlJc w:val="left"/>
+      <w:pPr>
+        <w:ind w:left="720" w:hanging="360"/>
+      </w:pPr>
+    </w:lvl>
+    <w:lvl xmlns:w="http://schemas.openxmlformats.org/wordprocessingml/2006/main" w:ilvl="1">
+      <w:start w:val="1"/>
+      <w:numFmt w:val="lowerLetter"/>
+      <w:lvlText w:val="%2."/>
+      <w:lvlJc w:val="left"/>
+      <w:pPr>
+        <w:ind w:left="1440" w:hanging="360"/>
+      </w:pPr>
+    </w:lvl>
+    <w:lvl xmlns:w="http://schemas.openxmlformats.org/wordprocessingml/2006/main" w:ilvl="2">
+      <w:start w:val="1"/>
+      <w:numFmt w:val="lowerRoman"/>
+      <w:lvlText w:val="%3."/>
+      <w:lvlJc w:val="right"/>
+      <w:pPr>
+        <w:ind w:left="2160" w:hanging="180"/>
+      </w:pPr>
+    </w:lvl>
+    <w:lvl xmlns:w="http://schemas.openxmlformats.org/wordprocessingml/2006/main" w:ilvl="3">
+      <w:start w:val="1"/>
+      <w:numFmt w:val="decimal"/>
+      <w:lvlText w:val="%4."/>
+      <w:lvlJc w:val="left"/>
+      <w:pPr>
+        <w:ind w:left="2880" w:hanging="360"/>
+      </w:pPr>
+    </w:lvl>
+    <w:lvl xmlns:w="http://schemas.openxmlformats.org/wordprocessingml/2006/main" w:ilvl="4">
+      <w:start w:val="1"/>
+      <w:numFmt w:val="lowerLetter"/>
+      <w:lvlText w:val="%5."/>
+      <w:lvlJc w:val="left"/>
+      <w:pPr>
+        <w:ind w:left="3600" w:hanging="360"/>
+      </w:pPr>
+    </w:lvl>
+    <w:lvl xmlns:w="http://schemas.openxmlformats.org/wordprocessingml/2006/main" w:ilvl="5">
+      <w:start w:val="1"/>
+      <w:numFmt w:val="lowerRoman"/>
+      <w:lvlText w:val="%6."/>
+      <w:lvlJc w:val="right"/>
+      <w:pPr>
+        <w:ind w:left="4320" w:hanging="180"/>
+      </w:pPr>
+    </w:lvl>
+    <w:lvl xmlns:w="http://schemas.openxmlformats.org/wordprocessingml/2006/main" w:ilvl="6">
+      <w:start w:val="1"/>
+      <w:numFmt w:val="decimal"/>
+      <w:lvlText w:val="%7."/>
+      <w:lvlJc w:val="left"/>
+      <w:pPr>
+        <w:ind w:left="5040" w:hanging="360"/>
+      </w:pPr>
+    </w:lvl>
+    <w:lvl xmlns:w="http://schemas.openxmlformats.org/wordprocessingml/2006/main" w:ilvl="7">
+      <w:start w:val="1"/>
+      <w:numFmt w:val="lowerLetter"/>
+      <w:lvlText w:val="%8."/>
+      <w:lvlJc w:val="left"/>
+      <w:pPr>
+        <w:ind w:left="5760" w:hanging="360"/>
+      </w:pPr>
+    </w:lvl>
+    <w:lvl xmlns:w="http://schemas.openxmlformats.org/wordprocessingml/2006/main" w:ilvl="8">
+      <w:start w:val="1"/>
+      <w:numFmt w:val="lowerRoman"/>
+      <w:lvlText w:val="%9."/>
+      <w:lvlJc w:val="right"/>
+      <w:pPr>
+        <w:ind w:left="6480" w:hanging="180"/>
+      </w:pPr>
+    </w:lvl>
+  </w:abstractNum>
+  <w:num w:numId="1">
+    <w:abstractNumId w:val="1"/>
+  </w:num>
+</w:numbering>
 </file>
 
 <file path=word/styles.xml><?xml version="1.0" encoding="utf-8"?>
@@ -1091,6 +1880,16 @@
     <w:semiHidden/>
     <w:unhideWhenUsed/>
   </w:style>
+  <w:style xmlns:w14="http://schemas.microsoft.com/office/word/2010/wordml" xmlns:mc="http://schemas.openxmlformats.org/markup-compatibility/2006" xmlns:w="http://schemas.openxmlformats.org/wordprocessingml/2006/main" w:type="paragraph" w:styleId="ListParagraph" mc:Ignorable="w14">
+    <w:name xmlns:w="http://schemas.openxmlformats.org/wordprocessingml/2006/main" w:val="List Paragraph"/>
+    <w:basedOn xmlns:w="http://schemas.openxmlformats.org/wordprocessingml/2006/main" w:val="Normal"/>
+    <w:uiPriority xmlns:w="http://schemas.openxmlformats.org/wordprocessingml/2006/main" w:val="34"/>
+    <w:qFormat xmlns:w="http://schemas.openxmlformats.org/wordprocessingml/2006/main"/>
+    <w:pPr xmlns:w="http://schemas.openxmlformats.org/wordprocessingml/2006/main">
+      <w:ind xmlns:w="http://schemas.openxmlformats.org/wordprocessingml/2006/main" w:left="720"/>
+      <w:contextualSpacing xmlns:w="http://schemas.openxmlformats.org/wordprocessingml/2006/main"/>
+    </w:pPr>
+  </w:style>
 </w:styles>
 </file>
 
